--- a/ky/discovery-articles/4.12 Самын жана гигиена.docx
+++ b/ky/discovery-articles/4.12 Самын жана гигиена.docx
@@ -4,580 +4,386 @@
   <w:body>
     <w:p>
       <w:pPr>
-        <w:keepNext/>
-        <w:spacing w:before="280" w:after="120"/>
+        <w:pStyle w:val="Title"/>
+        <w:widowControl/>
       </w:pPr>
       <w:r>
-        <w:rPr>
-          <w:rFonts w:ascii="Calibri" w:hAnsi="Calibri" w:eastAsia="Calibri"/>
-          <w:b/>
-          <w:i w:val="0"/>
-          <w:color w:val="004E8C"/>
-          <w:sz w:val="44"/>
-        </w:rPr>
         <w:t>4.12 Самын жана гигиена</w:t>
       </w:r>
     </w:p>
     <w:p>
       <w:pPr>
-        <w:spacing w:after="80"/>
+        <w:keepNext/>
+        <w:widowControl/>
       </w:pPr>
       <w:r>
         <w:rPr>
-          <w:rFonts w:ascii="Calibri" w:hAnsi="Calibri" w:eastAsia="Calibri"/>
-          <w:b w:val="0"/>
-          <w:i/>
-          <w:color w:val="505050"/>
-          <w:sz w:val="22"/>
+          <w:sz w:val="20"/>
         </w:rPr>
         <w:t>4. Медицина, биология жана коомдук саламаттык</w:t>
       </w:r>
     </w:p>
     <w:p>
       <w:pPr>
-        <w:spacing w:after="200"/>
+        <w:keepNext/>
+        <w:widowControl/>
       </w:pPr>
       <w:r>
         <w:rPr>
-          <w:rFonts w:ascii="Calibri" w:hAnsi="Calibri" w:eastAsia="Calibri"/>
-          <w:b w:val="0"/>
-          <w:i/>
-          <w:sz w:val="22"/>
+          <w:sz w:val="20"/>
         </w:rPr>
-        <w:t>Мезгил: байыркы заман (алгачкы самындар жана жуунуу); XIX кылымдан тартып (микробдор теориясы жана коомдук гигиена кампаниялары) | Негизги өкүлдөр: байыркы самын жасоочу элдер; Игнац Земмельвейс; Флоренс Найтингейл; коомдук саламаттык реформаторлору; кийинки самын өнөр жайчылары</w:t>
+        <w:t>Мезгил: байыркы доор (алгачкы самындар жана жуунуу); XIX кылымдан микробдук теория жана коомдук гигиена кампаниялары | Негизги салым кошкондор: байыркы самын жасаган маданияттар; Игнац Земмельвейс; Флоренс Найтингейл; коомдук саламаттык реформаторлору; кийин самын өндүрүүчүлөрү</w:t>
       </w:r>
     </w:p>
     <w:p>
       <w:pPr>
-        <w:spacing w:after="160" w:line="276" w:lineRule="auto"/>
+        <w:widowControl/>
       </w:pPr>
       <w:r>
-        <w:rPr>
-          <w:rFonts w:ascii="Calibri" w:hAnsi="Calibri" w:eastAsia="Calibri"/>
-          <w:b w:val="0"/>
-          <w:i w:val="0"/>
-          <w:sz w:val="22"/>
-        </w:rPr>
-        <w:t>Самын териден жана буюмдардын бетинен май менен микробдорду ажыратат, ал эми гигиена жуунууну күнүмдүк адатка, эрежеге жана инфраструктурага айлантат. Экөө бирге антибиотиктер пайда боло электе эле инфекциянын таралуу жолдорун кыйла кыскарткан.</w:t>
+        <w:t>Самын териден жана буюмдардын бетинен май менен микробду кетирет; гигиена ошол жуунууну адатка, эрежеге жана инфраструктурага айландырат. Экөө бирге антибиотиктерден көп мурда инфекция жолдорун азайткан.</w:t>
       </w:r>
     </w:p>
     <w:p>
       <w:pPr>
-        <w:keepNext/>
-        <w:spacing w:before="240" w:after="120"/>
+        <w:pStyle w:val="Heading1"/>
+        <w:widowControl/>
       </w:pPr>
       <w:r>
-        <w:rPr>
-          <w:rFonts w:ascii="Calibri" w:hAnsi="Calibri" w:eastAsia="Calibri"/>
-          <w:b/>
-          <w:i w:val="0"/>
-          <w:color w:val="004E8C"/>
-          <w:sz w:val="28"/>
-        </w:rPr>
-        <w:t>Негизги фактылар</w:t>
+        <w:t>Негизги маалыматтар</w:t>
       </w:r>
     </w:p>
     <w:p>
       <w:pPr>
         <w:pStyle w:val="ListBullet"/>
+        <w:widowControl/>
       </w:pPr>
       <w:r>
-        <w:rPr>
-          <w:rFonts w:ascii="Calibri" w:hAnsi="Calibri" w:eastAsia="Calibri"/>
-          <w:b w:val="0"/>
-          <w:i w:val="0"/>
-          <w:sz w:val="22"/>
-        </w:rPr>
-        <w:t>Самынга окшош алгачкы заттар Байыркы Жакынкы Чыгыш жана Жер Ортолук деңиз аймактарында колдонулган</w:t>
+        <w:t>Байыркы Жакынкы Чыгыш жана Жер Ортолук деңиз аймактарында самынга окшош материалдар кездешет.</w:t>
       </w:r>
     </w:p>
     <w:p>
       <w:pPr>
         <w:pStyle w:val="ListBullet"/>
+        <w:widowControl/>
       </w:pPr>
       <w:r>
-        <w:rPr>
-          <w:rFonts w:ascii="Calibri" w:hAnsi="Calibri" w:eastAsia="Calibri"/>
-          <w:b w:val="0"/>
-          <w:i w:val="0"/>
-          <w:sz w:val="22"/>
-        </w:rPr>
-        <w:t>Земмельвейс XIX кылымдын ортосунда Венада кол жуунуу төрөттөн кийинки ысытманы азайтарын көрсөткөн</w:t>
+        <w:t>Земмельвейс XIX кылымдын ортосунда Венада кол жуу менен төрөттөн кийинки ысытманын азайышын байланыштырган.</w:t>
       </w:r>
     </w:p>
     <w:p>
       <w:pPr>
         <w:pStyle w:val="ListBullet"/>
+        <w:widowControl/>
       </w:pPr>
       <w:r>
-        <w:rPr>
-          <w:rFonts w:ascii="Calibri" w:hAnsi="Calibri" w:eastAsia="Calibri"/>
-          <w:b w:val="0"/>
-          <w:i w:val="0"/>
-          <w:sz w:val="22"/>
-        </w:rPr>
-        <w:t>Мурда салт катары гана жасалган жуунууга микробдор теориясы илимий түшүндүрмө берген</w:t>
+        <w:t>Микробдук теория жуунууга мурдагы салтта жок микробиологиялык негиз берген.</w:t>
       </w:r>
     </w:p>
     <w:p>
       <w:pPr>
         <w:pStyle w:val="ListBullet"/>
+        <w:widowControl/>
       </w:pPr>
       <w:r>
-        <w:rPr>
-          <w:rFonts w:ascii="Calibri" w:hAnsi="Calibri" w:eastAsia="Calibri"/>
-          <w:b w:val="0"/>
-          <w:i w:val="0"/>
-          <w:sz w:val="22"/>
-        </w:rPr>
-        <w:t>Самын, таза суу жана санитария кампаниялары көптөгөн жугуштуу ооруларды азайткан</w:t>
+        <w:t>Самын, таза суу жана санитардык кампаниялар көп жугуштуу ооруну азайткан.</w:t>
       </w:r>
     </w:p>
     <w:p>
       <w:pPr>
         <w:pStyle w:val="ListBullet"/>
+        <w:widowControl/>
       </w:pPr>
       <w:r>
-        <w:rPr>
-          <w:rFonts w:ascii="Calibri" w:hAnsi="Calibri" w:eastAsia="Calibri"/>
-          <w:b w:val="0"/>
-          <w:i w:val="0"/>
-          <w:sz w:val="22"/>
-        </w:rPr>
-        <w:t>Бүгүн да коомдук саламаттык кол гигиенасын өмүр сактоонун эң арзан жолдорунун бири деп эсептейт</w:t>
+        <w:t>Азыркы коомдук саламаттык кол гигиенасын өмүр сактоонун эң арзан аракеттеринин бири деп эсептейт.</w:t>
       </w:r>
     </w:p>
     <w:p>
       <w:pPr>
-        <w:keepNext/>
-        <w:spacing w:before="240" w:after="120"/>
+        <w:pStyle w:val="Heading1"/>
+        <w:widowControl/>
       </w:pPr>
       <w:r>
-        <w:rPr>
-          <w:rFonts w:ascii="Calibri" w:hAnsi="Calibri" w:eastAsia="Calibri"/>
-          <w:b/>
-          <w:i w:val="0"/>
-          <w:color w:val="004E8C"/>
-          <w:sz w:val="28"/>
-        </w:rPr>
-        <w:t>Бул эмне</w:t>
+        <w:t>Бул эмне?</w:t>
       </w:r>
     </w:p>
     <w:p>
       <w:pPr>
-        <w:spacing w:after="160" w:line="276" w:lineRule="auto"/>
+        <w:widowControl/>
       </w:pPr>
       <w:r>
-        <w:rPr>
-          <w:rFonts w:ascii="Calibri" w:hAnsi="Calibri" w:eastAsia="Calibri"/>
-          <w:b w:val="0"/>
-          <w:i w:val="0"/>
-          <w:sz w:val="22"/>
-        </w:rPr>
-        <w:t>Самын — салт боюнча май менен щёлочтон жасалган беттик активдүү зат. Ал майлуу кирди курчап, суу менен жууп кетирүүгө шарт түзөт жана кир менен кошо көптөгөн микробдорду да алып кетет. Гигиена — кол жуу, денени жуунтуу, кийим-кечени тазалоо, жараатты жуу жана ыпластыкты тамак-аш менен суудан алыстаткан эрежелердин жалпысы. Алар ар бир козгогучтун атын билбей эле жугуу жолун үзөт. Жөнөкөй айтканда, самын суунун майга каршы ишин күчөтүп, майды агындыга коштоп кетет; гигиена болсо жуунууну көнүмүш талапка айландырат.</w:t>
+        <w:t>Самын салттуу түрдө май менен щёлочтон жасалган беттик активдүү зат. Ал майлуу кирди курчап, суу менен жуулуп кетишине шарт түзөт; аны менен көп микроб да кетет. Гигиена кеңири практика: кол жуу, жуунуу, кир жуу, жара тазалоо жана кирдин тамак-ашка, сууга жетишин тосуу. Булар ар бир козгогучтун атын билбей эле жугуу жолун үзөт. Самын суунун майлуу кирге жетишин жеңилдетип, майды агындыга узаткан чакан жардамчыдай иштейт. Гигиена жуунууну күтүлгөн адат кылат.</w:t>
       </w:r>
     </w:p>
     <w:p>
       <w:pPr>
-        <w:keepNext/>
-        <w:spacing w:before="240" w:after="120"/>
+        <w:pStyle w:val="Heading1"/>
+        <w:widowControl/>
       </w:pPr>
       <w:r>
-        <w:rPr>
-          <w:rFonts w:ascii="Calibri" w:hAnsi="Calibri" w:eastAsia="Calibri"/>
-          <w:b/>
-          <w:i w:val="0"/>
-          <w:color w:val="004E8C"/>
-          <w:sz w:val="28"/>
-        </w:rPr>
-        <w:t>Аны ким ачкан же ойлоп тапкан</w:t>
+        <w:t xml:space="preserve">Ким ойлоп тапкан</w:t>
       </w:r>
     </w:p>
     <w:p>
       <w:pPr>
-        <w:spacing w:after="160" w:line="276" w:lineRule="auto"/>
+        <w:widowControl/>
       </w:pPr>
       <w:r>
-        <w:rPr>
-          <w:rFonts w:ascii="Calibri" w:hAnsi="Calibri" w:eastAsia="Calibri"/>
-          <w:b w:val="0"/>
-          <w:i w:val="0"/>
-          <w:sz w:val="22"/>
-        </w:rPr>
-        <w:t>Самын жасоо бир нече байыркы маданиятта өз алдынча пайда болгон; тазалык бир эле ойлоп табуучуга таандык эмес. Микробдор толук кабыл алынганга чейин эле Земмельвейс төрөт бөлүмдөрүндө кол жуунуунун күчүн сандык маалымат менен көрсөткөн. Найтингейл жана санитардык инженерлер ооруканалар менен шаарларда тазалыкты жакшыртышкан. Химиктер жумшак, жыттуу самынды өнөр жайлык негизде чыгарса, жарнама жаңы гигиеналык ченемдерди жайылткан. Коом шылдыңдаса да жуунууну сактаган энелердин, акушеркалардын жана жумушчулардын эмгеги да чоң. Белгилүү реформаторлор мурунтан келе жаткан кир жуу тажрыйбасына таянган.</w:t>
+        <w:t>Самын жасоо бир нече байыркы маданиятта пайда болгон; тазалык бир ойлоп табуучуга таандык эмес. Микробдор кабыл алына электе Земмельвейс төрөт бөлүмүндөгү кол жуунун таасирин сан менен көрсөткөн. Найтингейл жана санитардык инженерлер оорукана менен шаар тазалыгын жактаган. Химиктер жумшагыраак, жыпар самындарды өнөр жайда чыгарган; жарнама жаңы эрежелерди үйрөткөн. Бийликтүүлөр ишенбегенде да жуунууну талап кылган энелер, акушерлер жана жумушчуларга салым таандык. Белгилүү реформаторлор мурдагы кир жуу тажрыйбасына таянган.</w:t>
       </w:r>
     </w:p>
     <w:p>
       <w:pPr>
-        <w:keepNext/>
-        <w:spacing w:before="240" w:after="120"/>
+        <w:pStyle w:val="Heading1"/>
+        <w:widowControl/>
       </w:pPr>
       <w:r>
-        <w:rPr>
-          <w:rFonts w:ascii="Calibri" w:hAnsi="Calibri" w:eastAsia="Calibri"/>
-          <w:b/>
-          <w:i w:val="0"/>
-          <w:color w:val="004E8C"/>
-          <w:sz w:val="28"/>
-        </w:rPr>
-        <w:t>Качан жана кантип пайда болгон</w:t>
+        <w:t>Качан жана кантип пайда болгон?</w:t>
       </w:r>
     </w:p>
     <w:p>
       <w:pPr>
-        <w:spacing w:after="160" w:line="276" w:lineRule="auto"/>
+        <w:widowControl/>
       </w:pPr>
       <w:r>
-        <w:rPr>
-          <w:rFonts w:ascii="Calibri" w:hAnsi="Calibri" w:eastAsia="Calibri"/>
-          <w:b w:val="0"/>
-          <w:i w:val="0"/>
-          <w:sz w:val="22"/>
-        </w:rPr>
-        <w:t>Байыркы рецепттер менен мончолор жуунууга эрте көңүл бурулганын көрсөтөт; орто кылымдарда жана жаңы доордун башындагы Европада самын кымбат товар болуп, гигиеналык адаттар бир кылка эмес эле. XIX кылымдагы холера карталары, микробдор теориясы жана шаардык суу түтүгү гигиенаны жарандык милдетке айландырды. Мектептеги машыгуулар жана аскердик текшерүүлөр кол жуунууну жайылтты. XX кылымда самын бренддери дүйнөгө тарады. Бирок самындын колдонулушу дайыма сууга көз каранды: краны жок жерде самын тууралуу кеңеш ачуу чындыкты гана эске салат.</w:t>
+        <w:t>Байыркы рецепттер жана мончолор эрте камкордукту көрсөтөт. Орто кылымдагы жана жаңы доордун башындагы Европада самын кымбат буюм болуп, жуунуу адаттары бирдей эмес болгон. XIX кылымдагы холера карталары, микробдук теория жана шаар суу түтүктөрү гигиенаны коомдук милдетке айландырган. Мектеп машыгуулары менен аскердик текшерүүлөр кол жууну тараткан. XX кылымдагы самын бренддери аны дүйнөлүк товар кылган. Бирок кабыл алуу дайыма суу жеткиликтүүлүгүн талап кылган: самын бар, суу жок болсо, чакырык аткарылбайт.</w:t>
       </w:r>
     </w:p>
     <w:p>
       <w:pPr>
-        <w:keepNext/>
-        <w:spacing w:before="240" w:after="120"/>
+        <w:pStyle w:val="Heading1"/>
+        <w:widowControl/>
       </w:pPr>
       <w:r>
-        <w:rPr>
-          <w:rFonts w:ascii="Calibri" w:hAnsi="Calibri" w:eastAsia="Calibri"/>
-          <w:b/>
-          <w:i w:val="0"/>
-          <w:color w:val="004E8C"/>
-          <w:sz w:val="28"/>
-        </w:rPr>
-        <w:t>Илимий жактан мааниси</w:t>
+        <w:t>Илим үчүн мааниси</w:t>
       </w:r>
     </w:p>
     <w:p>
       <w:pPr>
-        <w:spacing w:after="160" w:line="276" w:lineRule="auto"/>
+        <w:widowControl/>
       </w:pPr>
       <w:r>
-        <w:rPr>
-          <w:rFonts w:ascii="Calibri" w:hAnsi="Calibri" w:eastAsia="Calibri"/>
-          <w:b w:val="0"/>
-          <w:i w:val="0"/>
-          <w:sz w:val="22"/>
-        </w:rPr>
-        <w:t>Самын раковина жанында амфифилдик химияны көрсөтөт: молекуланын бир учу сууну, экинчиси майды «жактырат». Гигиеналык аракеттер болсо байланыш чынжырын үзгөн колдонмо эпидемиология. Земмельвейстин эсептеринен заманбап сыноолорго чейин туура учурда кол жуу өлүмдү азайтары далилденди. Микробиология анын себебин түшүндүрсө, статистика натыйжасын ырастаган. Химия менен жүрүм-турумдун ушул байланышы болбосо, микробдор теориясы клиникада абстракттуу бойдон калмак.</w:t>
+        <w:t>Самындын бир учу суу менен, экинчи учу май менен байланышууга ыңгайлуу. Бул кош касиет амфифилдик деп аталат жана жуунгучта химиянын ишин көрсөтөт. Гигиена байланыш чынжырларын үзгөн колдонмо эпидемиология. Земмельвейстин эсептеринен азыркы сыноолорго чейин көзөмөлдүү байкоолор туура учурда кол тазаланганда өлүм азаярын көрсөткөн. Микробиология себебин түшүндүрүп, статистика далилдеген. Химия менен жүрүм-турумдун бул байланышы болбосо, микробдук теория клиникада абстракттуу бойдон калмак.</w:t>
       </w:r>
     </w:p>
     <w:p>
       <w:pPr>
-        <w:keepNext/>
-        <w:spacing w:before="240" w:after="120"/>
+        <w:pStyle w:val="Heading1"/>
+        <w:widowControl/>
       </w:pPr>
       <w:r>
-        <w:rPr>
-          <w:rFonts w:ascii="Calibri" w:hAnsi="Calibri" w:eastAsia="Calibri"/>
-          <w:b/>
-          <w:i w:val="0"/>
-          <w:color w:val="004E8C"/>
-          <w:sz w:val="28"/>
-        </w:rPr>
-        <w:t>Кийинки өнүгүүлөргө тийгизген таасири</w:t>
+        <w:t>Кийинки өнүгүүгө тийгизген таасири</w:t>
       </w:r>
     </w:p>
     <w:p>
       <w:pPr>
-        <w:spacing w:after="160" w:line="276" w:lineRule="auto"/>
+        <w:widowControl/>
       </w:pPr>
       <w:r>
-        <w:rPr>
-          <w:rFonts w:ascii="Calibri" w:hAnsi="Calibri" w:eastAsia="Calibri"/>
-          <w:b w:val="0"/>
-          <w:i w:val="0"/>
-          <w:sz w:val="22"/>
-        </w:rPr>
-        <w:t>Антисептика, стерилдүү ыкма жана инфекцияны көзөмөлдөө протоколдору гигиенанын логикасын күчтүүрөөк каражаттар менен улантат. Айрым кирлерге спирттүү гель начар таасир эткенде самын менен суу дагы эле биринчи тандоо. Пандемия маалындагы коомдук маалымат да кайра-кайра кол жууга кайрылат. Жуучу каражаттар химиясы өнөр жайга жана лабораторияларга тарады. Кийинки медицина жөнөкөй самынды четке каккан жок; тескерисинче, анын пайдубалына татаал протоколдорду курду.</w:t>
+        <w:t>Антисептика, стерилдүү иштөө жана инфекция көзөмөлүнүн протоколдору гигиена логикасын күчтүүрөөк каражаттар менен кеңейтет. Айрым кир түрлөрүндө спирттүү гель жетишсиз болгондо самын менен суу негизги орунда калат. Пандемиядагы коомдук билдирүүлөр дагы эле жуунууга кайрылат. Жуучу заттардын химиясы өнөр жайга жана лабораторияларга тараган. Кийинки медицина жөнөкөй самынды жокко чыгарган эмес, анын негизине татаал эрежелерди курган.</w:t>
       </w:r>
     </w:p>
     <w:p>
       <w:pPr>
-        <w:keepNext/>
-        <w:spacing w:before="240" w:after="120"/>
+        <w:pStyle w:val="Heading1"/>
+        <w:widowControl/>
       </w:pPr>
       <w:r>
-        <w:rPr>
-          <w:rFonts w:ascii="Calibri" w:hAnsi="Calibri" w:eastAsia="Calibri"/>
-          <w:b/>
-          <w:i w:val="0"/>
-          <w:color w:val="004E8C"/>
-          <w:sz w:val="28"/>
-        </w:rPr>
-        <w:t>Адамдардын жашоосун кантип өзгөрткөн</w:t>
+        <w:t>Адамдардын жашоосун кантип өзгөрткөн?</w:t>
       </w:r>
     </w:p>
     <w:p>
       <w:pPr>
-        <w:spacing w:after="160" w:line="276" w:lineRule="auto"/>
+        <w:widowControl/>
       </w:pPr>
       <w:r>
-        <w:rPr>
-          <w:rFonts w:ascii="Calibri" w:hAnsi="Calibri" w:eastAsia="Calibri"/>
-          <w:b w:val="0"/>
-          <w:i w:val="0"/>
-          <w:sz w:val="22"/>
-        </w:rPr>
-        <w:t>Таза суу менен жуунуу жайылган жерде төрөттөн кийинки ысытма, ич өткөк оорулары жана жараат сепсиси азайды. Жыт жана уят тууралуу түшүнүк өзгөрүп, тазалык кээде адилетсиз моралдык баага айланды. Заводдор кедейлерге жеткиликтүү самын, байларга жыпар жыттуу түрлөрүн чыгарды. Күнүмдүк жашоодо туруктуу ырым пайда болду: тамак алдында, кирден кийин жана бейтаптан бейтапка өтөрдө кол жуу. Инфекциядан аман калуу раковина жанында үйрөнүлгөн адатка да көз каранды болуп калды.</w:t>
+        <w:t>Таза суу менен жуунуу тараган жерде төрөттөн кийинки ысытма, ич өткөк оорулары жана жара инфекциясы азайган. Жыт менен коомдук басмырлоо тууралуу түшүнүктөр өзгөрүп, тазалык кээде адилетсиз түрдө моралдык баага айланган. Фабрикалар кедейге самын, байга жыпар буюм чыгарган. Күнүмдүк жашоого тамак алдында, булгангандан кийин жана бейтаптардын ортосунда кол жуу тартиби кирген. Инфекциядан аман калуу жарым-жартылай жуунгучтун жанында үйрөтүлгөн адатка байланышкан.</w:t>
       </w:r>
     </w:p>
     <w:p>
       <w:pPr>
-        <w:keepNext/>
-        <w:spacing w:before="240" w:after="120"/>
+        <w:pStyle w:val="Heading1"/>
+        <w:widowControl/>
       </w:pPr>
       <w:r>
-        <w:rPr>
-          <w:rFonts w:ascii="Calibri" w:hAnsi="Calibri" w:eastAsia="Calibri"/>
-          <w:b/>
-          <w:i w:val="0"/>
-          <w:color w:val="004E8C"/>
-          <w:sz w:val="28"/>
-        </w:rPr>
-        <w:t>Булактар жана шилтемелер</w:t>
+        <w:t>Булактар жана кошумча окуу</w:t>
       </w:r>
     </w:p>
     <w:p>
       <w:pPr>
-        <w:keepNext/>
-        <w:spacing w:before="240" w:after="120"/>
+        <w:pStyle w:val="Heading2"/>
+        <w:widowControl/>
       </w:pPr>
       <w:r>
         <w:rPr>
-          <w:rFonts w:ascii="Calibri" w:hAnsi="Calibri" w:eastAsia="Calibri"/>
-          <w:b/>
-          <w:i w:val="0"/>
-          <w:color w:val="004E8C"/>
-          <w:sz w:val="24"/>
+          <w:sz w:val="20"/>
         </w:rPr>
-        <w:t>A. Китептер жана негизги илимий эмгектер</w:t>
+        <w:t>Китептер жана негизги илимий эмгектер</w:t>
       </w:r>
     </w:p>
     <w:p>
       <w:pPr>
-        <w:spacing w:after="80"/>
-        <w:ind w:left="360"/>
+        <w:widowControl/>
       </w:pPr>
       <w:r>
         <w:rPr>
-          <w:rFonts w:ascii="Calibri" w:hAnsi="Calibri" w:eastAsia="Calibri"/>
-          <w:b w:val="0"/>
-          <w:i w:val="0"/>
-          <w:sz w:val="22"/>
+          <w:sz w:val="20"/>
         </w:rPr>
         <w:t>1. Tomes, Nancy. The Gospel of Germs: Men, Women, and the Microbe in American Life. Cambridge, MA: Harvard University Press, 1998.</w:t>
       </w:r>
     </w:p>
     <w:p>
       <w:pPr>
-        <w:keepNext/>
-        <w:spacing w:before="240" w:after="120"/>
+        <w:pStyle w:val="Heading2"/>
+        <w:widowControl/>
       </w:pPr>
       <w:r>
         <w:rPr>
-          <w:rFonts w:ascii="Calibri" w:hAnsi="Calibri" w:eastAsia="Calibri"/>
-          <w:b/>
-          <w:i w:val="0"/>
-          <w:color w:val="004E8C"/>
-          <w:sz w:val="24"/>
+          <w:sz w:val="20"/>
         </w:rPr>
-        <w:t>C. Мекемелердин материалдары жана энциклопедиялык булактар</w:t>
+        <w:t>Уюмдардын жана энциклопедиялардын материалдары</w:t>
       </w:r>
     </w:p>
     <w:p>
       <w:pPr>
-        <w:spacing w:after="80"/>
-        <w:ind w:left="360"/>
+        <w:widowControl/>
       </w:pPr>
       <w:r>
         <w:rPr>
-          <w:rFonts w:ascii="Calibri" w:hAnsi="Calibri" w:eastAsia="Calibri"/>
-          <w:b w:val="0"/>
-          <w:i w:val="0"/>
-          <w:sz w:val="22"/>
+          <w:sz w:val="20"/>
         </w:rPr>
-        <w:t>1. Encyclopaedia Britannica. «Самын».</w:t>
-      </w:r>
-      <w:r>
-        <w:rPr>
-          <w:rFonts w:ascii="Calibri" w:hAnsi="Calibri" w:eastAsia="Calibri"/>
-          <w:b w:val="0"/>
-          <w:i w:val="0"/>
-          <w:sz w:val="22"/>
-        </w:rPr>
-        <w:t xml:space="preserve"> </w:t>
+        <w:t xml:space="preserve">1. Encyclopaedia Britannica. 'Soap.' </w:t>
       </w:r>
       <w:hyperlink r:id="rId9">
         <w:r>
           <w:rPr>
-            <w:rFonts w:ascii="Calibri" w:hAnsi="Calibri" w:eastAsia="Calibri"/>
-            <w:b w:val="0"/>
-            <w:i w:val="0"/>
-            <w:sz w:val="22"/>
-            <w:color w:val="0563C1"/>
-            <w:u w:val="single"/>
+            <w:sz w:val="20"/>
           </w:rPr>
           <w:t>https://www.britannica.com/science/soap</w:t>
         </w:r>
       </w:hyperlink>
+      <w:r>
+        <w:rPr>
+          <w:sz w:val="20"/>
+        </w:rPr>
+      </w:r>
     </w:p>
     <w:p>
       <w:pPr>
-        <w:spacing w:after="80"/>
-        <w:ind w:left="360"/>
+        <w:widowControl/>
       </w:pPr>
       <w:r>
         <w:rPr>
-          <w:rFonts w:ascii="Calibri" w:hAnsi="Calibri" w:eastAsia="Calibri"/>
-          <w:b w:val="0"/>
-          <w:i w:val="0"/>
-          <w:sz w:val="22"/>
+          <w:sz w:val="20"/>
         </w:rPr>
-        <w:t>2. Encyclopaedia Britannica. «Игнац Земмельвейс».</w:t>
-      </w:r>
-      <w:r>
-        <w:rPr>
-          <w:rFonts w:ascii="Calibri" w:hAnsi="Calibri" w:eastAsia="Calibri"/>
-          <w:b w:val="0"/>
-          <w:i w:val="0"/>
-          <w:sz w:val="22"/>
-        </w:rPr>
-        <w:t xml:space="preserve"> </w:t>
+        <w:t xml:space="preserve">2. Encyclopaedia Britannica. 'Ignaz Semmelweis.' </w:t>
       </w:r>
       <w:hyperlink r:id="rId10">
         <w:r>
           <w:rPr>
-            <w:rFonts w:ascii="Calibri" w:hAnsi="Calibri" w:eastAsia="Calibri"/>
-            <w:b w:val="0"/>
-            <w:i w:val="0"/>
-            <w:sz w:val="22"/>
-            <w:color w:val="0563C1"/>
-            <w:u w:val="single"/>
+            <w:sz w:val="20"/>
           </w:rPr>
           <w:t>https://www.britannica.com/biography/Ignaz-Semmelweis</w:t>
         </w:r>
       </w:hyperlink>
-    </w:p>
-    <w:p>
-      <w:pPr>
-        <w:keepNext/>
-        <w:spacing w:before="240" w:after="120"/>
-      </w:pPr>
       <w:r>
         <w:rPr>
-          <w:rFonts w:ascii="Calibri" w:hAnsi="Calibri" w:eastAsia="Calibri"/>
-          <w:b/>
-          <w:i w:val="0"/>
-          <w:color w:val="004E8C"/>
-          <w:sz w:val="24"/>
+          <w:sz w:val="20"/>
         </w:rPr>
-        <w:t>G. Космос агенттиктеринин, лабораториялардын жана илимий уюмдардын материалдары</w:t>
       </w:r>
     </w:p>
     <w:p>
       <w:pPr>
-        <w:spacing w:after="80"/>
-        <w:ind w:left="360"/>
+        <w:pStyle w:val="Heading2"/>
+        <w:widowControl/>
       </w:pPr>
       <w:r>
         <w:rPr>
-          <w:rFonts w:ascii="Calibri" w:hAnsi="Calibri" w:eastAsia="Calibri"/>
-          <w:b w:val="0"/>
-          <w:i w:val="0"/>
-          <w:sz w:val="22"/>
+          <w:sz w:val="20"/>
         </w:rPr>
-        <w:t>1. U.S. CDC. Кол жуу жана гигиена боюнча көрсөтмө.</w:t>
+        <w:t>Космос агенттиктери, лабораториялар жана илимий уюмдар</w:t>
       </w:r>
+    </w:p>
+    <w:p>
+      <w:pPr>
+        <w:widowControl/>
+      </w:pPr>
       <w:r>
         <w:rPr>
-          <w:rFonts w:ascii="Calibri" w:hAnsi="Calibri" w:eastAsia="Calibri"/>
-          <w:b w:val="0"/>
-          <w:i w:val="0"/>
-          <w:sz w:val="22"/>
+          <w:sz w:val="20"/>
         </w:rPr>
-        <w:t xml:space="preserve"> </w:t>
+        <w:t xml:space="preserve">1. U.S. CDC. Handwashing and hygiene guidance. </w:t>
       </w:r>
       <w:hyperlink r:id="rId11">
         <w:r>
           <w:rPr>
-            <w:rFonts w:ascii="Calibri" w:hAnsi="Calibri" w:eastAsia="Calibri"/>
-            <w:b w:val="0"/>
-            <w:i w:val="0"/>
-            <w:sz w:val="22"/>
-            <w:color w:val="0563C1"/>
-            <w:u w:val="single"/>
+            <w:sz w:val="20"/>
           </w:rPr>
           <w:t>https://www.cdc.gov/clean-hands/about/index.html</w:t>
         </w:r>
       </w:hyperlink>
-    </w:p>
-    <w:p>
-      <w:pPr>
-        <w:keepNext/>
-        <w:spacing w:before="240" w:after="120"/>
-      </w:pPr>
       <w:r>
         <w:rPr>
-          <w:rFonts w:ascii="Calibri" w:hAnsi="Calibri" w:eastAsia="Calibri"/>
-          <w:b/>
-          <w:i w:val="0"/>
-          <w:color w:val="004E8C"/>
-          <w:sz w:val="24"/>
+          <w:sz w:val="20"/>
         </w:rPr>
-        <w:t>D. Музейлердин, архивдердин жана китепканалардын материалдары</w:t>
       </w:r>
     </w:p>
     <w:p>
       <w:pPr>
-        <w:spacing w:after="80"/>
-        <w:ind w:left="360"/>
+        <w:pStyle w:val="Heading2"/>
+        <w:widowControl/>
       </w:pPr>
       <w:r>
         <w:rPr>
-          <w:rFonts w:ascii="Calibri" w:hAnsi="Calibri" w:eastAsia="Calibri"/>
-          <w:b w:val="0"/>
-          <w:i w:val="0"/>
-          <w:sz w:val="22"/>
+          <w:sz w:val="20"/>
         </w:rPr>
-        <w:t>1. Science Museum (London). Коомдук саламаттык, самын жана гигиена боюнча буюмдар.</w:t>
+        <w:t>Музейлердин, архивдердин жана китепканалардын материалдары</w:t>
       </w:r>
+    </w:p>
+    <w:p>
+      <w:pPr>
+        <w:widowControl/>
+      </w:pPr>
       <w:r>
         <w:rPr>
-          <w:rFonts w:ascii="Calibri" w:hAnsi="Calibri" w:eastAsia="Calibri"/>
-          <w:b w:val="0"/>
-          <w:i w:val="0"/>
-          <w:sz w:val="22"/>
+          <w:sz w:val="20"/>
         </w:rPr>
-        <w:t xml:space="preserve"> </w:t>
+        <w:t xml:space="preserve">1. Science Museum (London). Public health, soap, and hygiene objects. </w:t>
       </w:r>
       <w:hyperlink r:id="rId12">
         <w:r>
           <w:rPr>
-            <w:rFonts w:ascii="Calibri" w:hAnsi="Calibri" w:eastAsia="Calibri"/>
-            <w:b w:val="0"/>
-            <w:i w:val="0"/>
-            <w:sz w:val="22"/>
-            <w:color w:val="0563C1"/>
-            <w:u w:val="single"/>
+            <w:sz w:val="20"/>
           </w:rPr>
           <w:t>https://www.sciencemuseum.org.uk/objects-and-stories</w:t>
         </w:r>
       </w:hyperlink>
+      <w:r>
+        <w:rPr>
+          <w:sz w:val="20"/>
+        </w:rPr>
+      </w:r>
     </w:p>
     <w:sectPr>
-      <w:pgSz w:w="12240" w:h="15840"/>
-      <w:pgMar w:top="1296" w:right="1440" w:bottom="1296" w:left="1440" w:header="720" w:footer="720" w:gutter="0"/>
+      <w:footerReference w:type="default" r:id="rId13"/>
+      <w:pgSz w:w="11906" w:h="16838"/>
+      <w:pgMar w:top="1020" w:right="1134" w:bottom="1020" w:left="1134" w:header="720" w:footer="720" w:gutter="0"/>
       <w:cols w:space="720"/>
       <w:docGrid w:linePitch="360"/>
     </w:sectPr>
   </w:body>
 </w:document>
+</file>
+
+<file path=word/footer1.xml><?xml version="1.0" encoding="utf-8"?>
+<w:ftr xmlns:m="http://schemas.openxmlformats.org/officeDocument/2006/math" xmlns:mc="http://schemas.openxmlformats.org/markup-compatibility/2006" xmlns:mo="http://schemas.microsoft.com/office/mac/office/2008/main" xmlns:mv="urn:schemas-microsoft-com:mac:vml" xmlns:o="urn:schemas-microsoft-com:office:office" xmlns:r="http://schemas.openxmlformats.org/officeDocument/2006/relationships" xmlns:v="urn:schemas-microsoft-com:vml" xmlns:w10="urn:schemas-microsoft-com:office:word" xmlns:w14="http://schemas.microsoft.com/office/word/2010/wordml" xmlns:w="http://schemas.openxmlformats.org/wordprocessingml/2006/main" xmlns:wne="http://schemas.microsoft.com/office/word/2006/wordml" xmlns:wp14="http://schemas.microsoft.com/office/word/2010/wordprocessingDrawing" xmlns:wp="http://schemas.openxmlformats.org/drawingml/2006/wordprocessingDrawing" xmlns:wpc="http://schemas.microsoft.com/office/word/2010/wordprocessingCanvas" xmlns:wpg="http://schemas.microsoft.com/office/word/2010/wordprocessingGroup" xmlns:wpi="http://schemas.microsoft.com/office/word/2010/wordprocessingInk" xmlns:wps="http://schemas.microsoft.com/office/word/2010/wordprocessingShape" mc:Ignorable="w14 wp14">
+  <w:p>
+    <w:pPr>
+      <w:pStyle w:val="Footer"/>
+      <w:jc w:val="right"/>
+    </w:pPr>
+    <w:fldSimple w:instr="PAGE"/>
+  </w:p>
+</w:ftr>
 </file>
 
 <file path=word/numbering.xml><?xml version="1.0" encoding="utf-8"?>
@@ -788,7 +594,7 @@
   <w:docDefaults>
     <w:rPrDefault>
       <w:rPr>
-        <w:rFonts w:asciiTheme="minorHAnsi" w:eastAsiaTheme="minorEastAsia" w:hAnsiTheme="minorHAnsi" w:cstheme="minorBidi"/>
+        <w:rFonts/>
         <w:sz w:val="22"/>
         <w:szCs w:val="22"/>
         <w:lang w:val="en-US" w:eastAsia="en-US" w:bidi="ar-SA"/>
@@ -943,6 +749,15 @@
     <w:name w:val="Normal"/>
     <w:qFormat/>
     <w:rsid w:val="00FC693F"/>
+    <w:pPr>
+      <w:spacing w:after="120" w:line="259" w:lineRule="auto"/>
+    </w:pPr>
+    <w:rPr>
+      <w:rFonts w:ascii="Times New Roman" w:hAnsi="Times New Roman"/>
+      <w:color w:val="000000"/>
+      <w:sz w:val="24"/>
+      <w:lang w:val="ky-KG"/>
+    </w:rPr>
   </w:style>
   <w:style w:type="paragraph" w:styleId="Header">
     <w:name w:val="header"/>
@@ -999,16 +814,17 @@
     <w:pPr>
       <w:keepNext/>
       <w:keepLines/>
-      <w:spacing w:before="480" w:after="0"/>
+      <w:spacing w:before="480" w:after="120" w:line="259" w:lineRule="auto"/>
       <w:outlineLvl w:val="0"/>
     </w:pPr>
     <w:rPr>
-      <w:rFonts w:asciiTheme="majorHAnsi" w:eastAsiaTheme="majorEastAsia" w:hAnsiTheme="majorHAnsi" w:cstheme="majorBidi"/>
+      <w:rFonts w:ascii="Times New Roman" w:hAnsi="Times New Roman"/>
       <w:b/>
       <w:bCs/>
-      <w:color w:val="365F91" w:themeColor="accent1" w:themeShade="BF"/>
-      <w:sz w:val="28"/>
+      <w:color w:val="000000"/>
+      <w:sz w:val="26"/>
       <w:szCs w:val="28"/>
+      <w:lang w:val="ky-KG"/>
     </w:rPr>
   </w:style>
   <w:style w:type="paragraph" w:styleId="Heading2">
@@ -1023,16 +839,17 @@
     <w:pPr>
       <w:keepNext/>
       <w:keepLines/>
-      <w:spacing w:before="200" w:after="0"/>
+      <w:spacing w:before="200" w:after="120" w:line="259" w:lineRule="auto"/>
       <w:outlineLvl w:val="1"/>
     </w:pPr>
     <w:rPr>
-      <w:rFonts w:asciiTheme="majorHAnsi" w:eastAsiaTheme="majorEastAsia" w:hAnsiTheme="majorHAnsi" w:cstheme="majorBidi"/>
+      <w:rFonts w:ascii="Times New Roman" w:hAnsi="Times New Roman"/>
       <w:b/>
       <w:bCs/>
-      <w:color w:val="4F81BD" w:themeColor="accent1"/>
+      <w:color w:val="000000"/>
       <w:sz w:val="26"/>
       <w:szCs w:val="26"/>
+      <w:lang w:val="ky-KG"/>
     </w:rPr>
   </w:style>
   <w:style w:type="paragraph" w:styleId="Heading3">
@@ -1051,7 +868,7 @@
       <w:outlineLvl w:val="2"/>
     </w:pPr>
     <w:rPr>
-      <w:rFonts w:asciiTheme="majorHAnsi" w:eastAsiaTheme="majorEastAsia" w:hAnsiTheme="majorHAnsi" w:cstheme="majorBidi"/>
+      <w:rFonts/>
       <w:b/>
       <w:bCs/>
       <w:color w:val="4F81BD" w:themeColor="accent1"/>
@@ -1074,7 +891,7 @@
       <w:outlineLvl w:val="3"/>
     </w:pPr>
     <w:rPr>
-      <w:rFonts w:asciiTheme="majorHAnsi" w:eastAsiaTheme="majorEastAsia" w:hAnsiTheme="majorHAnsi" w:cstheme="majorBidi"/>
+      <w:rFonts/>
       <w:b/>
       <w:bCs/>
       <w:i/>
@@ -1099,7 +916,7 @@
       <w:outlineLvl w:val="4"/>
     </w:pPr>
     <w:rPr>
-      <w:rFonts w:asciiTheme="majorHAnsi" w:eastAsiaTheme="majorEastAsia" w:hAnsiTheme="majorHAnsi" w:cstheme="majorBidi"/>
+      <w:rFonts/>
       <w:color w:val="243F60" w:themeColor="accent1" w:themeShade="7F"/>
     </w:rPr>
   </w:style>
@@ -1120,7 +937,7 @@
       <w:outlineLvl w:val="5"/>
     </w:pPr>
     <w:rPr>
-      <w:rFonts w:asciiTheme="majorHAnsi" w:eastAsiaTheme="majorEastAsia" w:hAnsiTheme="majorHAnsi" w:cstheme="majorBidi"/>
+      <w:rFonts/>
       <w:i/>
       <w:iCs/>
       <w:color w:val="243F60" w:themeColor="accent1" w:themeShade="7F"/>
@@ -1143,7 +960,7 @@
       <w:outlineLvl w:val="6"/>
     </w:pPr>
     <w:rPr>
-      <w:rFonts w:asciiTheme="majorHAnsi" w:eastAsiaTheme="majorEastAsia" w:hAnsiTheme="majorHAnsi" w:cstheme="majorBidi"/>
+      <w:rFonts/>
       <w:i/>
       <w:iCs/>
       <w:color w:val="404040" w:themeColor="text1" w:themeTint="BF"/>
@@ -1166,7 +983,7 @@
       <w:outlineLvl w:val="7"/>
     </w:pPr>
     <w:rPr>
-      <w:rFonts w:asciiTheme="majorHAnsi" w:eastAsiaTheme="majorEastAsia" w:hAnsiTheme="majorHAnsi" w:cstheme="majorBidi"/>
+      <w:rFonts/>
       <w:color w:val="4F81BD" w:themeColor="accent1"/>
       <w:sz w:val="20"/>
       <w:szCs w:val="20"/>
@@ -1189,7 +1006,7 @@
       <w:outlineLvl w:val="8"/>
     </w:pPr>
     <w:rPr>
-      <w:rFonts w:asciiTheme="majorHAnsi" w:eastAsiaTheme="majorEastAsia" w:hAnsiTheme="majorHAnsi" w:cstheme="majorBidi"/>
+      <w:rFonts/>
       <w:i/>
       <w:iCs/>
       <w:color w:val="404040" w:themeColor="text1" w:themeTint="BF"/>
@@ -1240,7 +1057,7 @@
     <w:uiPriority w:val="9"/>
     <w:rsid w:val="00FC693F"/>
     <w:rPr>
-      <w:rFonts w:asciiTheme="majorHAnsi" w:eastAsiaTheme="majorEastAsia" w:hAnsiTheme="majorHAnsi" w:cstheme="majorBidi"/>
+      <w:rFonts/>
       <w:b/>
       <w:bCs/>
       <w:color w:val="365F91" w:themeColor="accent1" w:themeShade="BF"/>
@@ -1255,7 +1072,7 @@
     <w:uiPriority w:val="9"/>
     <w:rsid w:val="00FC693F"/>
     <w:rPr>
-      <w:rFonts w:asciiTheme="majorHAnsi" w:eastAsiaTheme="majorEastAsia" w:hAnsiTheme="majorHAnsi" w:cstheme="majorBidi"/>
+      <w:rFonts/>
       <w:b/>
       <w:bCs/>
       <w:color w:val="4F81BD" w:themeColor="accent1"/>
@@ -1270,7 +1087,7 @@
     <w:uiPriority w:val="9"/>
     <w:rsid w:val="00FC693F"/>
     <w:rPr>
-      <w:rFonts w:asciiTheme="majorHAnsi" w:eastAsiaTheme="majorEastAsia" w:hAnsiTheme="majorHAnsi" w:cstheme="majorBidi"/>
+      <w:rFonts/>
       <w:b/>
       <w:bCs/>
       <w:color w:val="4F81BD" w:themeColor="accent1"/>
@@ -1285,19 +1102,17 @@
     <w:qFormat/>
     <w:rsid w:val="00FC693F"/>
     <w:pPr>
-      <w:pBdr>
-        <w:bottom w:val="single" w:sz="8" w:space="4" w:color="4F81BD" w:themeColor="accent1"/>
-      </w:pBdr>
-      <w:spacing w:after="300" w:line="240" w:lineRule="auto"/>
+      <w:spacing w:after="120" w:line="259" w:lineRule="auto"/>
       <w:contextualSpacing/>
     </w:pPr>
     <w:rPr>
-      <w:rFonts w:asciiTheme="majorHAnsi" w:eastAsiaTheme="majorEastAsia" w:hAnsiTheme="majorHAnsi" w:cstheme="majorBidi"/>
-      <w:color w:val="17365D" w:themeColor="text2" w:themeShade="BF"/>
+      <w:rFonts w:ascii="Times New Roman" w:hAnsi="Times New Roman"/>
+      <w:color w:val="000000"/>
       <w:spacing w:val="5"/>
       <w:kern w:val="28"/>
-      <w:sz w:val="52"/>
+      <w:sz w:val="40"/>
       <w:szCs w:val="52"/>
+      <w:lang w:val="ky-KG"/>
     </w:rPr>
   </w:style>
   <w:style w:type="character" w:customStyle="1" w:styleId="TitleChar">
@@ -1307,7 +1122,7 @@
     <w:uiPriority w:val="10"/>
     <w:rsid w:val="00FC693F"/>
     <w:rPr>
-      <w:rFonts w:asciiTheme="majorHAnsi" w:eastAsiaTheme="majorEastAsia" w:hAnsiTheme="majorHAnsi" w:cstheme="majorBidi"/>
+      <w:rFonts/>
       <w:color w:val="17365D" w:themeColor="text2" w:themeShade="BF"/>
       <w:spacing w:val="5"/>
       <w:kern w:val="28"/>
@@ -1329,7 +1144,7 @@
       </w:numPr>
     </w:pPr>
     <w:rPr>
-      <w:rFonts w:asciiTheme="majorHAnsi" w:eastAsiaTheme="majorEastAsia" w:hAnsiTheme="majorHAnsi" w:cstheme="majorBidi"/>
+      <w:rFonts/>
       <w:i/>
       <w:iCs/>
       <w:color w:val="4F81BD" w:themeColor="accent1"/>
@@ -1345,7 +1160,7 @@
     <w:uiPriority w:val="11"/>
     <w:rsid w:val="00FC693F"/>
     <w:rPr>
-      <w:rFonts w:asciiTheme="majorHAnsi" w:eastAsiaTheme="majorEastAsia" w:hAnsiTheme="majorHAnsi" w:cstheme="majorBidi"/>
+      <w:rFonts/>
       <w:i/>
       <w:iCs/>
       <w:color w:val="4F81BD" w:themeColor="accent1"/>
@@ -1470,8 +1285,15 @@
       <w:numPr>
         <w:numId w:val="1"/>
       </w:numPr>
+      <w:spacing w:after="120" w:line="259" w:lineRule="auto"/>
       <w:contextualSpacing/>
     </w:pPr>
+    <w:rPr>
+      <w:rFonts w:ascii="Times New Roman" w:hAnsi="Times New Roman"/>
+      <w:color w:val="000000"/>
+      <w:sz w:val="24"/>
+      <w:lang w:val="ky-KG"/>
+    </w:rPr>
   </w:style>
   <w:style w:type="paragraph" w:styleId="ListBullet2">
     <w:name w:val="List Bullet 2"/>
@@ -1643,7 +1465,7 @@
     <w:semiHidden/>
     <w:rsid w:val="00FC693F"/>
     <w:rPr>
-      <w:rFonts w:asciiTheme="majorHAnsi" w:eastAsiaTheme="majorEastAsia" w:hAnsiTheme="majorHAnsi" w:cstheme="majorBidi"/>
+      <w:rFonts/>
       <w:b/>
       <w:bCs/>
       <w:i/>
@@ -1659,7 +1481,7 @@
     <w:semiHidden/>
     <w:rsid w:val="00FC693F"/>
     <w:rPr>
-      <w:rFonts w:asciiTheme="majorHAnsi" w:eastAsiaTheme="majorEastAsia" w:hAnsiTheme="majorHAnsi" w:cstheme="majorBidi"/>
+      <w:rFonts/>
       <w:color w:val="243F60" w:themeColor="accent1" w:themeShade="7F"/>
     </w:rPr>
   </w:style>
@@ -1671,7 +1493,7 @@
     <w:semiHidden/>
     <w:rsid w:val="00FC693F"/>
     <w:rPr>
-      <w:rFonts w:asciiTheme="majorHAnsi" w:eastAsiaTheme="majorEastAsia" w:hAnsiTheme="majorHAnsi" w:cstheme="majorBidi"/>
+      <w:rFonts/>
       <w:i/>
       <w:iCs/>
       <w:color w:val="243F60" w:themeColor="accent1" w:themeShade="7F"/>
@@ -1685,7 +1507,7 @@
     <w:semiHidden/>
     <w:rsid w:val="00FC693F"/>
     <w:rPr>
-      <w:rFonts w:asciiTheme="majorHAnsi" w:eastAsiaTheme="majorEastAsia" w:hAnsiTheme="majorHAnsi" w:cstheme="majorBidi"/>
+      <w:rFonts/>
       <w:i/>
       <w:iCs/>
       <w:color w:val="404040" w:themeColor="text1" w:themeTint="BF"/>
@@ -1699,7 +1521,7 @@
     <w:semiHidden/>
     <w:rsid w:val="00FC693F"/>
     <w:rPr>
-      <w:rFonts w:asciiTheme="majorHAnsi" w:eastAsiaTheme="majorEastAsia" w:hAnsiTheme="majorHAnsi" w:cstheme="majorBidi"/>
+      <w:rFonts/>
       <w:color w:val="4F81BD" w:themeColor="accent1"/>
       <w:sz w:val="20"/>
       <w:szCs w:val="20"/>
@@ -1713,7 +1535,7 @@
     <w:semiHidden/>
     <w:rsid w:val="00FC693F"/>
     <w:rPr>
-      <w:rFonts w:asciiTheme="majorHAnsi" w:eastAsiaTheme="majorEastAsia" w:hAnsiTheme="majorHAnsi" w:cstheme="majorBidi"/>
+      <w:rFonts/>
       <w:i/>
       <w:iCs/>
       <w:color w:val="404040" w:themeColor="text1" w:themeTint="BF"/>
@@ -1772,9 +1594,6 @@
     <w:qFormat/>
     <w:rsid w:val="00FC693F"/>
     <w:pPr>
-      <w:pBdr>
-        <w:bottom w:val="single" w:sz="4" w:space="4" w:color="4F81BD" w:themeColor="accent1"/>
-      </w:pBdr>
       <w:spacing w:before="200" w:after="280"/>
       <w:ind w:left="936" w:right="936"/>
     </w:pPr>
@@ -3302,7 +3121,7 @@
         <w:spacing w:before="0" w:after="0" w:line="240" w:lineRule="auto"/>
       </w:pPr>
       <w:rPr>
-        <w:rFonts w:asciiTheme="majorHAnsi" w:eastAsiaTheme="majorEastAsia" w:hAnsiTheme="majorHAnsi" w:cstheme="majorBidi"/>
+        <w:rFonts/>
         <w:b/>
         <w:bCs/>
       </w:rPr>
@@ -3323,7 +3142,7 @@
         <w:spacing w:before="0" w:after="0" w:line="240" w:lineRule="auto"/>
       </w:pPr>
       <w:rPr>
-        <w:rFonts w:asciiTheme="majorHAnsi" w:eastAsiaTheme="majorEastAsia" w:hAnsiTheme="majorHAnsi" w:cstheme="majorBidi"/>
+        <w:rFonts/>
         <w:b/>
         <w:bCs/>
       </w:rPr>
@@ -3341,14 +3160,14 @@
     </w:tblStylePr>
     <w:tblStylePr w:type="firstCol">
       <w:rPr>
-        <w:rFonts w:asciiTheme="majorHAnsi" w:eastAsiaTheme="majorEastAsia" w:hAnsiTheme="majorHAnsi" w:cstheme="majorBidi"/>
+        <w:rFonts/>
         <w:b/>
         <w:bCs/>
       </w:rPr>
     </w:tblStylePr>
     <w:tblStylePr w:type="lastCol">
       <w:rPr>
-        <w:rFonts w:asciiTheme="majorHAnsi" w:eastAsiaTheme="majorEastAsia" w:hAnsiTheme="majorHAnsi" w:cstheme="majorBidi"/>
+        <w:rFonts/>
         <w:b/>
         <w:bCs/>
       </w:rPr>
@@ -3432,7 +3251,7 @@
         <w:spacing w:before="0" w:after="0" w:line="240" w:lineRule="auto"/>
       </w:pPr>
       <w:rPr>
-        <w:rFonts w:asciiTheme="majorHAnsi" w:eastAsiaTheme="majorEastAsia" w:hAnsiTheme="majorHAnsi" w:cstheme="majorBidi"/>
+        <w:rFonts/>
         <w:b/>
         <w:bCs/>
       </w:rPr>
@@ -3453,7 +3272,7 @@
         <w:spacing w:before="0" w:after="0" w:line="240" w:lineRule="auto"/>
       </w:pPr>
       <w:rPr>
-        <w:rFonts w:asciiTheme="majorHAnsi" w:eastAsiaTheme="majorEastAsia" w:hAnsiTheme="majorHAnsi" w:cstheme="majorBidi"/>
+        <w:rFonts/>
         <w:b/>
         <w:bCs/>
       </w:rPr>
@@ -3471,14 +3290,14 @@
     </w:tblStylePr>
     <w:tblStylePr w:type="firstCol">
       <w:rPr>
-        <w:rFonts w:asciiTheme="majorHAnsi" w:eastAsiaTheme="majorEastAsia" w:hAnsiTheme="majorHAnsi" w:cstheme="majorBidi"/>
+        <w:rFonts/>
         <w:b/>
         <w:bCs/>
       </w:rPr>
     </w:tblStylePr>
     <w:tblStylePr w:type="lastCol">
       <w:rPr>
-        <w:rFonts w:asciiTheme="majorHAnsi" w:eastAsiaTheme="majorEastAsia" w:hAnsiTheme="majorHAnsi" w:cstheme="majorBidi"/>
+        <w:rFonts/>
         <w:b/>
         <w:bCs/>
       </w:rPr>
@@ -3562,7 +3381,7 @@
         <w:spacing w:before="0" w:after="0" w:line="240" w:lineRule="auto"/>
       </w:pPr>
       <w:rPr>
-        <w:rFonts w:asciiTheme="majorHAnsi" w:eastAsiaTheme="majorEastAsia" w:hAnsiTheme="majorHAnsi" w:cstheme="majorBidi"/>
+        <w:rFonts/>
         <w:b/>
         <w:bCs/>
       </w:rPr>
@@ -3583,7 +3402,7 @@
         <w:spacing w:before="0" w:after="0" w:line="240" w:lineRule="auto"/>
       </w:pPr>
       <w:rPr>
-        <w:rFonts w:asciiTheme="majorHAnsi" w:eastAsiaTheme="majorEastAsia" w:hAnsiTheme="majorHAnsi" w:cstheme="majorBidi"/>
+        <w:rFonts/>
         <w:b/>
         <w:bCs/>
       </w:rPr>
@@ -3601,14 +3420,14 @@
     </w:tblStylePr>
     <w:tblStylePr w:type="firstCol">
       <w:rPr>
-        <w:rFonts w:asciiTheme="majorHAnsi" w:eastAsiaTheme="majorEastAsia" w:hAnsiTheme="majorHAnsi" w:cstheme="majorBidi"/>
+        <w:rFonts/>
         <w:b/>
         <w:bCs/>
       </w:rPr>
     </w:tblStylePr>
     <w:tblStylePr w:type="lastCol">
       <w:rPr>
-        <w:rFonts w:asciiTheme="majorHAnsi" w:eastAsiaTheme="majorEastAsia" w:hAnsiTheme="majorHAnsi" w:cstheme="majorBidi"/>
+        <w:rFonts/>
         <w:b/>
         <w:bCs/>
       </w:rPr>
@@ -3692,7 +3511,7 @@
         <w:spacing w:before="0" w:after="0" w:line="240" w:lineRule="auto"/>
       </w:pPr>
       <w:rPr>
-        <w:rFonts w:asciiTheme="majorHAnsi" w:eastAsiaTheme="majorEastAsia" w:hAnsiTheme="majorHAnsi" w:cstheme="majorBidi"/>
+        <w:rFonts/>
         <w:b/>
         <w:bCs/>
       </w:rPr>
@@ -3713,7 +3532,7 @@
         <w:spacing w:before="0" w:after="0" w:line="240" w:lineRule="auto"/>
       </w:pPr>
       <w:rPr>
-        <w:rFonts w:asciiTheme="majorHAnsi" w:eastAsiaTheme="majorEastAsia" w:hAnsiTheme="majorHAnsi" w:cstheme="majorBidi"/>
+        <w:rFonts/>
         <w:b/>
         <w:bCs/>
       </w:rPr>
@@ -3731,14 +3550,14 @@
     </w:tblStylePr>
     <w:tblStylePr w:type="firstCol">
       <w:rPr>
-        <w:rFonts w:asciiTheme="majorHAnsi" w:eastAsiaTheme="majorEastAsia" w:hAnsiTheme="majorHAnsi" w:cstheme="majorBidi"/>
+        <w:rFonts/>
         <w:b/>
         <w:bCs/>
       </w:rPr>
     </w:tblStylePr>
     <w:tblStylePr w:type="lastCol">
       <w:rPr>
-        <w:rFonts w:asciiTheme="majorHAnsi" w:eastAsiaTheme="majorEastAsia" w:hAnsiTheme="majorHAnsi" w:cstheme="majorBidi"/>
+        <w:rFonts/>
         <w:b/>
         <w:bCs/>
       </w:rPr>
@@ -3822,7 +3641,7 @@
         <w:spacing w:before="0" w:after="0" w:line="240" w:lineRule="auto"/>
       </w:pPr>
       <w:rPr>
-        <w:rFonts w:asciiTheme="majorHAnsi" w:eastAsiaTheme="majorEastAsia" w:hAnsiTheme="majorHAnsi" w:cstheme="majorBidi"/>
+        <w:rFonts/>
         <w:b/>
         <w:bCs/>
       </w:rPr>
@@ -3843,7 +3662,7 @@
         <w:spacing w:before="0" w:after="0" w:line="240" w:lineRule="auto"/>
       </w:pPr>
       <w:rPr>
-        <w:rFonts w:asciiTheme="majorHAnsi" w:eastAsiaTheme="majorEastAsia" w:hAnsiTheme="majorHAnsi" w:cstheme="majorBidi"/>
+        <w:rFonts/>
         <w:b/>
         <w:bCs/>
       </w:rPr>
@@ -3861,14 +3680,14 @@
     </w:tblStylePr>
     <w:tblStylePr w:type="firstCol">
       <w:rPr>
-        <w:rFonts w:asciiTheme="majorHAnsi" w:eastAsiaTheme="majorEastAsia" w:hAnsiTheme="majorHAnsi" w:cstheme="majorBidi"/>
+        <w:rFonts/>
         <w:b/>
         <w:bCs/>
       </w:rPr>
     </w:tblStylePr>
     <w:tblStylePr w:type="lastCol">
       <w:rPr>
-        <w:rFonts w:asciiTheme="majorHAnsi" w:eastAsiaTheme="majorEastAsia" w:hAnsiTheme="majorHAnsi" w:cstheme="majorBidi"/>
+        <w:rFonts/>
         <w:b/>
         <w:bCs/>
       </w:rPr>
@@ -3952,7 +3771,7 @@
         <w:spacing w:before="0" w:after="0" w:line="240" w:lineRule="auto"/>
       </w:pPr>
       <w:rPr>
-        <w:rFonts w:asciiTheme="majorHAnsi" w:eastAsiaTheme="majorEastAsia" w:hAnsiTheme="majorHAnsi" w:cstheme="majorBidi"/>
+        <w:rFonts/>
         <w:b/>
         <w:bCs/>
       </w:rPr>
@@ -3973,7 +3792,7 @@
         <w:spacing w:before="0" w:after="0" w:line="240" w:lineRule="auto"/>
       </w:pPr>
       <w:rPr>
-        <w:rFonts w:asciiTheme="majorHAnsi" w:eastAsiaTheme="majorEastAsia" w:hAnsiTheme="majorHAnsi" w:cstheme="majorBidi"/>
+        <w:rFonts/>
         <w:b/>
         <w:bCs/>
       </w:rPr>
@@ -3991,14 +3810,14 @@
     </w:tblStylePr>
     <w:tblStylePr w:type="firstCol">
       <w:rPr>
-        <w:rFonts w:asciiTheme="majorHAnsi" w:eastAsiaTheme="majorEastAsia" w:hAnsiTheme="majorHAnsi" w:cstheme="majorBidi"/>
+        <w:rFonts/>
         <w:b/>
         <w:bCs/>
       </w:rPr>
     </w:tblStylePr>
     <w:tblStylePr w:type="lastCol">
       <w:rPr>
-        <w:rFonts w:asciiTheme="majorHAnsi" w:eastAsiaTheme="majorEastAsia" w:hAnsiTheme="majorHAnsi" w:cstheme="majorBidi"/>
+        <w:rFonts/>
         <w:b/>
         <w:bCs/>
       </w:rPr>
@@ -4082,7 +3901,7 @@
         <w:spacing w:before="0" w:after="0" w:line="240" w:lineRule="auto"/>
       </w:pPr>
       <w:rPr>
-        <w:rFonts w:asciiTheme="majorHAnsi" w:eastAsiaTheme="majorEastAsia" w:hAnsiTheme="majorHAnsi" w:cstheme="majorBidi"/>
+        <w:rFonts/>
         <w:b/>
         <w:bCs/>
       </w:rPr>
@@ -4103,7 +3922,7 @@
         <w:spacing w:before="0" w:after="0" w:line="240" w:lineRule="auto"/>
       </w:pPr>
       <w:rPr>
-        <w:rFonts w:asciiTheme="majorHAnsi" w:eastAsiaTheme="majorEastAsia" w:hAnsiTheme="majorHAnsi" w:cstheme="majorBidi"/>
+        <w:rFonts/>
         <w:b/>
         <w:bCs/>
       </w:rPr>
@@ -4121,14 +3940,14 @@
     </w:tblStylePr>
     <w:tblStylePr w:type="firstCol">
       <w:rPr>
-        <w:rFonts w:asciiTheme="majorHAnsi" w:eastAsiaTheme="majorEastAsia" w:hAnsiTheme="majorHAnsi" w:cstheme="majorBidi"/>
+        <w:rFonts/>
         <w:b/>
         <w:bCs/>
       </w:rPr>
     </w:tblStylePr>
     <w:tblStylePr w:type="lastCol">
       <w:rPr>
-        <w:rFonts w:asciiTheme="majorHAnsi" w:eastAsiaTheme="majorEastAsia" w:hAnsiTheme="majorHAnsi" w:cstheme="majorBidi"/>
+        <w:rFonts/>
         <w:b/>
         <w:bCs/>
       </w:rPr>
@@ -5993,7 +5812,7 @@
     </w:tblPr>
     <w:tblStylePr w:type="firstRow">
       <w:rPr>
-        <w:rFonts w:asciiTheme="majorHAnsi" w:eastAsiaTheme="majorEastAsia" w:hAnsiTheme="majorHAnsi" w:cstheme="majorBidi"/>
+        <w:rFonts/>
       </w:rPr>
       <w:tblPr/>
       <w:tcPr>
@@ -6077,7 +5896,7 @@
     </w:tblPr>
     <w:tblStylePr w:type="firstRow">
       <w:rPr>
-        <w:rFonts w:asciiTheme="majorHAnsi" w:eastAsiaTheme="majorEastAsia" w:hAnsiTheme="majorHAnsi" w:cstheme="majorBidi"/>
+        <w:rFonts/>
       </w:rPr>
       <w:tblPr/>
       <w:tcPr>
@@ -6161,7 +5980,7 @@
     </w:tblPr>
     <w:tblStylePr w:type="firstRow">
       <w:rPr>
-        <w:rFonts w:asciiTheme="majorHAnsi" w:eastAsiaTheme="majorEastAsia" w:hAnsiTheme="majorHAnsi" w:cstheme="majorBidi"/>
+        <w:rFonts/>
       </w:rPr>
       <w:tblPr/>
       <w:tcPr>
@@ -6245,7 +6064,7 @@
     </w:tblPr>
     <w:tblStylePr w:type="firstRow">
       <w:rPr>
-        <w:rFonts w:asciiTheme="majorHAnsi" w:eastAsiaTheme="majorEastAsia" w:hAnsiTheme="majorHAnsi" w:cstheme="majorBidi"/>
+        <w:rFonts/>
       </w:rPr>
       <w:tblPr/>
       <w:tcPr>
@@ -6329,7 +6148,7 @@
     </w:tblPr>
     <w:tblStylePr w:type="firstRow">
       <w:rPr>
-        <w:rFonts w:asciiTheme="majorHAnsi" w:eastAsiaTheme="majorEastAsia" w:hAnsiTheme="majorHAnsi" w:cstheme="majorBidi"/>
+        <w:rFonts/>
       </w:rPr>
       <w:tblPr/>
       <w:tcPr>
@@ -6413,7 +6232,7 @@
     </w:tblPr>
     <w:tblStylePr w:type="firstRow">
       <w:rPr>
-        <w:rFonts w:asciiTheme="majorHAnsi" w:eastAsiaTheme="majorEastAsia" w:hAnsiTheme="majorHAnsi" w:cstheme="majorBidi"/>
+        <w:rFonts/>
       </w:rPr>
       <w:tblPr/>
       <w:tcPr>
@@ -6497,7 +6316,7 @@
     </w:tblPr>
     <w:tblStylePr w:type="firstRow">
       <w:rPr>
-        <w:rFonts w:asciiTheme="majorHAnsi" w:eastAsiaTheme="majorEastAsia" w:hAnsiTheme="majorHAnsi" w:cstheme="majorBidi"/>
+        <w:rFonts/>
       </w:rPr>
       <w:tblPr/>
       <w:tcPr>
@@ -6562,7 +6381,7 @@
       <w:spacing w:after="0" w:line="240" w:lineRule="auto"/>
     </w:pPr>
     <w:rPr>
-      <w:rFonts w:asciiTheme="majorHAnsi" w:eastAsiaTheme="majorEastAsia" w:hAnsiTheme="majorHAnsi" w:cstheme="majorBidi"/>
+      <w:rFonts/>
       <w:color w:val="000000" w:themeColor="text1"/>
     </w:rPr>
     <w:tblPr>
@@ -6690,7 +6509,7 @@
       <w:spacing w:after="0" w:line="240" w:lineRule="auto"/>
     </w:pPr>
     <w:rPr>
-      <w:rFonts w:asciiTheme="majorHAnsi" w:eastAsiaTheme="majorEastAsia" w:hAnsiTheme="majorHAnsi" w:cstheme="majorBidi"/>
+      <w:rFonts/>
       <w:color w:val="000000" w:themeColor="text1"/>
     </w:rPr>
     <w:tblPr>
@@ -6818,7 +6637,7 @@
       <w:spacing w:after="0" w:line="240" w:lineRule="auto"/>
     </w:pPr>
     <w:rPr>
-      <w:rFonts w:asciiTheme="majorHAnsi" w:eastAsiaTheme="majorEastAsia" w:hAnsiTheme="majorHAnsi" w:cstheme="majorBidi"/>
+      <w:rFonts/>
       <w:color w:val="000000" w:themeColor="text1"/>
     </w:rPr>
     <w:tblPr>
@@ -6946,7 +6765,7 @@
       <w:spacing w:after="0" w:line="240" w:lineRule="auto"/>
     </w:pPr>
     <w:rPr>
-      <w:rFonts w:asciiTheme="majorHAnsi" w:eastAsiaTheme="majorEastAsia" w:hAnsiTheme="majorHAnsi" w:cstheme="majorBidi"/>
+      <w:rFonts/>
       <w:color w:val="000000" w:themeColor="text1"/>
     </w:rPr>
     <w:tblPr>
@@ -7074,7 +6893,7 @@
       <w:spacing w:after="0" w:line="240" w:lineRule="auto"/>
     </w:pPr>
     <w:rPr>
-      <w:rFonts w:asciiTheme="majorHAnsi" w:eastAsiaTheme="majorEastAsia" w:hAnsiTheme="majorHAnsi" w:cstheme="majorBidi"/>
+      <w:rFonts/>
       <w:color w:val="000000" w:themeColor="text1"/>
     </w:rPr>
     <w:tblPr>
@@ -7202,7 +7021,7 @@
       <w:spacing w:after="0" w:line="240" w:lineRule="auto"/>
     </w:pPr>
     <w:rPr>
-      <w:rFonts w:asciiTheme="majorHAnsi" w:eastAsiaTheme="majorEastAsia" w:hAnsiTheme="majorHAnsi" w:cstheme="majorBidi"/>
+      <w:rFonts/>
       <w:color w:val="000000" w:themeColor="text1"/>
     </w:rPr>
     <w:tblPr>
@@ -7330,7 +7149,7 @@
       <w:spacing w:after="0" w:line="240" w:lineRule="auto"/>
     </w:pPr>
     <w:rPr>
-      <w:rFonts w:asciiTheme="majorHAnsi" w:eastAsiaTheme="majorEastAsia" w:hAnsiTheme="majorHAnsi" w:cstheme="majorBidi"/>
+      <w:rFonts/>
       <w:color w:val="000000" w:themeColor="text1"/>
     </w:rPr>
     <w:tblPr>
@@ -7969,7 +7788,7 @@
       <w:spacing w:after="0" w:line="240" w:lineRule="auto"/>
     </w:pPr>
     <w:rPr>
-      <w:rFonts w:asciiTheme="majorHAnsi" w:eastAsiaTheme="majorEastAsia" w:hAnsiTheme="majorHAnsi" w:cstheme="majorBidi"/>
+      <w:rFonts/>
       <w:color w:val="000000" w:themeColor="text1"/>
     </w:rPr>
     <w:tblPr>
@@ -8094,7 +7913,7 @@
       <w:spacing w:after="0" w:line="240" w:lineRule="auto"/>
     </w:pPr>
     <w:rPr>
-      <w:rFonts w:asciiTheme="majorHAnsi" w:eastAsiaTheme="majorEastAsia" w:hAnsiTheme="majorHAnsi" w:cstheme="majorBidi"/>
+      <w:rFonts/>
       <w:color w:val="000000" w:themeColor="text1"/>
     </w:rPr>
     <w:tblPr>
@@ -8219,7 +8038,7 @@
       <w:spacing w:after="0" w:line="240" w:lineRule="auto"/>
     </w:pPr>
     <w:rPr>
-      <w:rFonts w:asciiTheme="majorHAnsi" w:eastAsiaTheme="majorEastAsia" w:hAnsiTheme="majorHAnsi" w:cstheme="majorBidi"/>
+      <w:rFonts/>
       <w:color w:val="000000" w:themeColor="text1"/>
     </w:rPr>
     <w:tblPr>
@@ -8344,7 +8163,7 @@
       <w:spacing w:after="0" w:line="240" w:lineRule="auto"/>
     </w:pPr>
     <w:rPr>
-      <w:rFonts w:asciiTheme="majorHAnsi" w:eastAsiaTheme="majorEastAsia" w:hAnsiTheme="majorHAnsi" w:cstheme="majorBidi"/>
+      <w:rFonts/>
       <w:color w:val="000000" w:themeColor="text1"/>
     </w:rPr>
     <w:tblPr>
@@ -8469,7 +8288,7 @@
       <w:spacing w:after="0" w:line="240" w:lineRule="auto"/>
     </w:pPr>
     <w:rPr>
-      <w:rFonts w:asciiTheme="majorHAnsi" w:eastAsiaTheme="majorEastAsia" w:hAnsiTheme="majorHAnsi" w:cstheme="majorBidi"/>
+      <w:rFonts/>
       <w:color w:val="000000" w:themeColor="text1"/>
     </w:rPr>
     <w:tblPr>
@@ -8594,7 +8413,7 @@
       <w:spacing w:after="0" w:line="240" w:lineRule="auto"/>
     </w:pPr>
     <w:rPr>
-      <w:rFonts w:asciiTheme="majorHAnsi" w:eastAsiaTheme="majorEastAsia" w:hAnsiTheme="majorHAnsi" w:cstheme="majorBidi"/>
+      <w:rFonts/>
       <w:color w:val="000000" w:themeColor="text1"/>
     </w:rPr>
     <w:tblPr>
@@ -8719,7 +8538,7 @@
       <w:spacing w:after="0" w:line="240" w:lineRule="auto"/>
     </w:pPr>
     <w:rPr>
-      <w:rFonts w:asciiTheme="majorHAnsi" w:eastAsiaTheme="majorEastAsia" w:hAnsiTheme="majorHAnsi" w:cstheme="majorBidi"/>
+      <w:rFonts/>
       <w:color w:val="000000" w:themeColor="text1"/>
     </w:rPr>
     <w:tblPr>
